--- a/documents/gouvernance/word/11_Charte_du_benevole.docx
+++ b/documents/gouvernance/word/11_Charte_du_benevole.docx
@@ -51,7 +51,7 @@
           <w:rFonts w:ascii="Arial" w:cs="Arial" w:eastAsia="Arial" w:hAnsi="Arial"/>
           <w:b/>
           <w:bCs/>
-          <w:color w:val="2A0E45"/>
+          <w:color w:val="4F0D70"/>
           <w:sz w:val="30"/>
           <w:szCs w:val="30"/>
         </w:rPr>
@@ -93,7 +93,7 @@
         <w:rPr>
           <w:b/>
           <w:bCs/>
-          <w:color w:val="2A0E45"/>
+          <w:color w:val="4F0D70"/>
           <w:sz w:val="40"/>
           <w:szCs w:val="40"/>
         </w:rPr>
@@ -699,7 +699,7 @@
               <w:bottom w:val="single" w:color="D9CCEF" w:sz="4"/>
               <w:right w:val="single" w:color="D9CCEF" w:sz="4"/>
             </w:tcBorders>
-            <w:shd w:fill="2A0E45" w:color="auto" w:val="clear"/>
+            <w:shd w:fill="4F0D70" w:color="auto" w:val="clear"/>
             <w:tcMar>
               <w:top w:type="dxa" w:w="60"/>
               <w:left w:type="dxa" w:w="100"/>
@@ -723,7 +723,7 @@
               <w:bottom w:val="single" w:color="D9CCEF" w:sz="4"/>
               <w:right w:val="single" w:color="D9CCEF" w:sz="4"/>
             </w:tcBorders>
-            <w:shd w:fill="2A0E45" w:color="auto" w:val="clear"/>
+            <w:shd w:fill="4F0D70" w:color="auto" w:val="clear"/>
             <w:tcMar>
               <w:top w:type="dxa" w:w="60"/>
               <w:left w:type="dxa" w:w="100"/>
@@ -757,7 +757,7 @@
               <w:bottom w:val="single" w:color="D9CCEF" w:sz="4"/>
               <w:right w:val="single" w:color="D9CCEF" w:sz="4"/>
             </w:tcBorders>
-            <w:shd w:fill="2A0E45" w:color="auto" w:val="clear"/>
+            <w:shd w:fill="4F0D70" w:color="auto" w:val="clear"/>
             <w:tcMar>
               <w:top w:type="dxa" w:w="60"/>
               <w:left w:type="dxa" w:w="100"/>
@@ -791,7 +791,7 @@
               <w:bottom w:val="single" w:color="D9CCEF" w:sz="4"/>
               <w:right w:val="single" w:color="D9CCEF" w:sz="4"/>
             </w:tcBorders>
-            <w:shd w:fill="2A0E45" w:color="auto" w:val="clear"/>
+            <w:shd w:fill="4F0D70" w:color="auto" w:val="clear"/>
             <w:tcMar>
               <w:top w:type="dxa" w:w="60"/>
               <w:left w:type="dxa" w:w="100"/>
@@ -825,7 +825,7 @@
               <w:bottom w:val="single" w:color="D9CCEF" w:sz="4"/>
               <w:right w:val="single" w:color="D9CCEF" w:sz="4"/>
             </w:tcBorders>
-            <w:shd w:fill="2A0E45" w:color="auto" w:val="clear"/>
+            <w:shd w:fill="4F0D70" w:color="auto" w:val="clear"/>
             <w:tcMar>
               <w:top w:type="dxa" w:w="60"/>
               <w:left w:type="dxa" w:w="100"/>
@@ -859,7 +859,7 @@
               <w:bottom w:val="single" w:color="D9CCEF" w:sz="4"/>
               <w:right w:val="single" w:color="D9CCEF" w:sz="4"/>
             </w:tcBorders>
-            <w:shd w:fill="2A0E45" w:color="auto" w:val="clear"/>
+            <w:shd w:fill="4F0D70" w:color="auto" w:val="clear"/>
             <w:tcMar>
               <w:top w:type="dxa" w:w="60"/>
               <w:left w:type="dxa" w:w="100"/>
@@ -893,7 +893,7 @@
               <w:bottom w:val="single" w:color="D9CCEF" w:sz="4"/>
               <w:right w:val="single" w:color="D9CCEF" w:sz="4"/>
             </w:tcBorders>
-            <w:shd w:fill="2A0E45" w:color="auto" w:val="clear"/>
+            <w:shd w:fill="4F0D70" w:color="auto" w:val="clear"/>
             <w:tcMar>
               <w:top w:type="dxa" w:w="60"/>
               <w:left w:type="dxa" w:w="100"/>
@@ -927,7 +927,7 @@
               <w:bottom w:val="single" w:color="D9CCEF" w:sz="4"/>
               <w:right w:val="single" w:color="D9CCEF" w:sz="4"/>
             </w:tcBorders>
-            <w:shd w:fill="2A0E45" w:color="auto" w:val="clear"/>
+            <w:shd w:fill="4F0D70" w:color="auto" w:val="clear"/>
             <w:tcMar>
               <w:top w:type="dxa" w:w="60"/>
               <w:left w:type="dxa" w:w="100"/>
@@ -1593,7 +1593,7 @@
               <w:bottom w:val="single" w:color="D9CCEF" w:sz="4"/>
               <w:right w:val="single" w:color="D9CCEF" w:sz="4"/>
             </w:tcBorders>
-            <w:shd w:fill="2A0E45" w:color="auto" w:val="clear"/>
+            <w:shd w:fill="4F0D70" w:color="auto" w:val="clear"/>
             <w:tcMar>
               <w:top w:type="dxa" w:w="60"/>
               <w:left w:type="dxa" w:w="100"/>
@@ -1627,7 +1627,7 @@
               <w:bottom w:val="single" w:color="D9CCEF" w:sz="4"/>
               <w:right w:val="single" w:color="D9CCEF" w:sz="4"/>
             </w:tcBorders>
-            <w:shd w:fill="2A0E45" w:color="auto" w:val="clear"/>
+            <w:shd w:fill="4F0D70" w:color="auto" w:val="clear"/>
             <w:tcMar>
               <w:top w:type="dxa" w:w="60"/>
               <w:left w:type="dxa" w:w="100"/>
@@ -1661,7 +1661,7 @@
               <w:bottom w:val="single" w:color="D9CCEF" w:sz="4"/>
               <w:right w:val="single" w:color="D9CCEF" w:sz="4"/>
             </w:tcBorders>
-            <w:shd w:fill="2A0E45" w:color="auto" w:val="clear"/>
+            <w:shd w:fill="4F0D70" w:color="auto" w:val="clear"/>
             <w:tcMar>
               <w:top w:type="dxa" w:w="60"/>
               <w:left w:type="dxa" w:w="100"/>
@@ -2842,7 +2842,7 @@
       <w:rFonts w:ascii="Arial" w:cs="Arial" w:eastAsia="Arial" w:hAnsi="Arial"/>
       <w:b/>
       <w:bCs/>
-      <w:color w:val="2A0E45"/>
+      <w:color w:val="4F0D70"/>
       <w:sz w:val="28"/>
       <w:szCs w:val="28"/>
     </w:rPr>
@@ -2880,7 +2880,7 @@
       <w:rFonts w:ascii="Arial" w:cs="Arial" w:eastAsia="Arial" w:hAnsi="Arial"/>
       <w:b/>
       <w:bCs/>
-      <w:color w:val="2A0E45"/>
+      <w:color w:val="4F0D70"/>
       <w:sz w:val="20"/>
       <w:szCs w:val="20"/>
     </w:rPr>
